--- a/landing/src/content/docs/customize/packages.md.docx
+++ b/landing/src/content/docs/customize/packages.md.docx
@@ -85,6 +85,7 @@
           <w:numId w:val="1"/>
         </w:numPr>
         <w:ind w:left="720" w:hanging="360"/>
+        <w:rPr/>
       </w:pPr>
       <w:r>
         <w:rPr>
@@ -100,6 +101,7 @@
           <w:numId w:val="1"/>
         </w:numPr>
         <w:ind w:left="720" w:hanging="360"/>
+        <w:rPr/>
       </w:pPr>
       <w:r>
         <w:rPr>
@@ -115,6 +117,7 @@
           <w:numId w:val="1"/>
         </w:numPr>
         <w:ind w:left="720" w:hanging="360"/>
+        <w:rPr/>
       </w:pPr>
       <w:r>
         <w:rPr>
@@ -130,6 +133,7 @@
           <w:numId w:val="1"/>
         </w:numPr>
         <w:ind w:left="720" w:hanging="360"/>
+        <w:rPr/>
       </w:pPr>
       <w:r>
         <w:rPr>
@@ -145,6 +149,7 @@
           <w:numId w:val="1"/>
         </w:numPr>
         <w:ind w:left="720" w:hanging="360"/>
+        <w:rPr/>
       </w:pPr>
       <w:r>
         <w:rPr>
@@ -160,6 +165,7 @@
           <w:numId w:val="1"/>
         </w:numPr>
         <w:ind w:left="720" w:hanging="360"/>
+        <w:rPr/>
       </w:pPr>
       <w:r>
         <w:rPr>
@@ -175,6 +181,7 @@
           <w:numId w:val="1"/>
         </w:numPr>
         <w:ind w:left="720" w:hanging="360"/>
+        <w:rPr/>
       </w:pPr>
       <w:r>
         <w:rPr>
@@ -279,7 +286,7 @@
         <w:pStyle w:val="Heading2"/>
         <w:rPr/>
       </w:pPr>
-      <w:bookmarkStart w:colFirst="0" w:colLast="0" w:name="_dubxk3elx3dp" w:id="0"/>
+      <w:bookmarkStart w:colFirst="0" w:colLast="0" w:name="_lh0spnirp5p9" w:id="0"/>
       <w:bookmarkEnd w:id="0"/>
       <w:r>
         <w:rPr>
@@ -304,7 +311,7 @@
         <w:pStyle w:val="Heading2"/>
         <w:rPr/>
       </w:pPr>
-      <w:bookmarkStart w:colFirst="0" w:colLast="0" w:name="_bk8bdk31q33d" w:id="1"/>
+      <w:bookmarkStart w:colFirst="0" w:colLast="0" w:name="_q4irdr22rylr" w:id="1"/>
       <w:bookmarkEnd w:id="1"/>
       <w:r>
         <w:rPr>
@@ -365,7 +372,7 @@
         <w:pStyle w:val="Heading2"/>
         <w:rPr/>
       </w:pPr>
-      <w:bookmarkStart w:colFirst="0" w:colLast="0" w:name="_8j0zuwnu5x1a" w:id="2"/>
+      <w:bookmarkStart w:colFirst="0" w:colLast="0" w:name="_but6wwroon8t" w:id="2"/>
       <w:bookmarkEnd w:id="2"/>
       <w:r>
         <w:rPr>
@@ -528,7 +535,7 @@
         <w:pStyle w:val="Heading2"/>
         <w:rPr/>
       </w:pPr>
-      <w:bookmarkStart w:colFirst="0" w:colLast="0" w:name="_4wireen3vjm8" w:id="3"/>
+      <w:bookmarkStart w:colFirst="0" w:colLast="0" w:name="_scgjxftzlov9" w:id="3"/>
       <w:bookmarkEnd w:id="3"/>
       <w:r>
         <w:rPr>
@@ -580,6 +587,7 @@
           <w:numId w:val="2"/>
         </w:numPr>
         <w:ind w:left="720" w:hanging="360"/>
+        <w:rPr/>
       </w:pPr>
       <w:r>
         <w:rPr>
@@ -595,6 +603,7 @@
           <w:numId w:val="2"/>
         </w:numPr>
         <w:ind w:left="720" w:hanging="360"/>
+        <w:rPr/>
       </w:pPr>
       <w:r>
         <w:rPr>
@@ -610,6 +619,7 @@
           <w:numId w:val="2"/>
         </w:numPr>
         <w:ind w:left="720" w:hanging="360"/>
+        <w:rPr/>
       </w:pPr>
       <w:r>
         <w:rPr>
@@ -625,6 +635,7 @@
           <w:numId w:val="2"/>
         </w:numPr>
         <w:ind w:left="720" w:hanging="360"/>
+        <w:rPr/>
       </w:pPr>
       <w:r>
         <w:rPr>
@@ -674,7 +685,7 @@
         <w:pStyle w:val="Heading2"/>
         <w:rPr/>
       </w:pPr>
-      <w:bookmarkStart w:colFirst="0" w:colLast="0" w:name="_tm71fbp55bax" w:id="4"/>
+      <w:bookmarkStart w:colFirst="0" w:colLast="0" w:name="_o51yndkjo2pd" w:id="4"/>
       <w:bookmarkEnd w:id="4"/>
       <w:r>
         <w:rPr>
